--- a/Collatio/15/1. Textos/1. Marcados/15-E.docx
+++ b/Collatio/15/1. Textos/1. Marcados/15-E.docx
@@ -1,114 +1,1095 @@
 
 <file path=word/document.xml><?xml version="1.0" encoding="utf-8"?>
-<w:document xmlns:wpc="http://schemas.microsoft.com/office/word/2010/wordprocessingCanvas" xmlns:cx="http://schemas.microsoft.com/office/drawing/2014/chartex" xmlns:cx1="http://schemas.microsoft.com/office/drawing/2015/9/8/chartex" xmlns:cx2="http://schemas.microsoft.com/office/drawing/2015/10/21/chartex" xmlns:cx3="http://schemas.microsoft.com/office/drawing/2016/5/9/chartex" xmlns:cx4="http://schemas.microsoft.com/office/drawing/2016/5/10/chartex" xmlns:cx5="http://schemas.microsoft.com/office/drawing/2016/5/11/chartex" xmlns:cx6="http://schemas.microsoft.com/office/drawing/2016/5/12/chartex" xmlns:cx7="http://schemas.microsoft.com/office/drawing/2016/5/13/chartex" xmlns:cx8="http://schemas.microsoft.com/office/drawing/2016/5/14/chartex" xmlns:mc="http://schemas.openxmlformats.org/markup-compatibility/2006" xmlns:aink="http://schemas.microsoft.com/office/drawing/2016/ink" xmlns:am3d="http://schemas.microsoft.com/office/drawing/2017/model3d" xmlns:o="urn:schemas-microsoft-com:office:office" xmlns:oel="http://schemas.microsoft.com/office/2019/extlst" xmlns:r="http://schemas.openxmlformats.org/officeDocument/2006/relationships" xmlns:m="http://schemas.openxmlformats.org/officeDocument/2006/math" xmlns:v="urn:schemas-microsoft-com:vml" xmlns:wp14="http://schemas.microsoft.com/office/word/2010/wordprocessingDrawing" xmlns:wp="http://schemas.openxmlformats.org/drawingml/2006/wordprocessingDrawing" xmlns:w10="urn:schemas-microsoft-com:office:word" xmlns:w="http://schemas.openxmlformats.org/wordprocessingml/2006/main" xmlns:w14="http://schemas.microsoft.com/office/word/2010/wordml" xmlns:w15="http://schemas.microsoft.com/office/word/2012/wordml" xmlns:w16cex="http://schemas.microsoft.com/office/word/2018/wordml/cex" xmlns:w16cid="http://schemas.microsoft.com/office/word/2016/wordml/cid" xmlns:w16="http://schemas.microsoft.com/office/word/2018/wordml" xmlns:w16sdtdh="http://schemas.microsoft.com/office/word/2020/wordml/sdtdatahash" xmlns:w16se="http://schemas.microsoft.com/office/word/2015/wordml/symex" xmlns:wpg="http://schemas.microsoft.com/office/word/2010/wordprocessingGroup" xmlns:wpi="http://schemas.microsoft.com/office/word/2010/wordprocessingInk" xmlns:wne="http://schemas.microsoft.com/office/word/2006/wordml" xmlns:wps="http://schemas.microsoft.com/office/word/2010/wordprocessingShape" mc:Ignorable="w14 w15 w16se w16cid w16 w16cex w16sdtdh wp14">
+<w:document xmlns:wpc="http://schemas.microsoft.com/office/word/2010/wordprocessingCanvas" xmlns:cx="http://schemas.microsoft.com/office/drawing/2014/chartex" xmlns:cx1="http://schemas.microsoft.com/office/drawing/2015/9/8/chartex" xmlns:cx2="http://schemas.microsoft.com/office/drawing/2015/10/21/chartex" xmlns:cx3="http://schemas.microsoft.com/office/drawing/2016/5/9/chartex" xmlns:cx4="http://schemas.microsoft.com/office/drawing/2016/5/10/chartex" xmlns:cx5="http://schemas.microsoft.com/office/drawing/2016/5/11/chartex" xmlns:cx6="http://schemas.microsoft.com/office/drawing/2016/5/12/chartex" xmlns:cx7="http://schemas.microsoft.com/office/drawing/2016/5/13/chartex" xmlns:cx8="http://schemas.microsoft.com/office/drawing/2016/5/14/chartex" xmlns:mc="http://schemas.openxmlformats.org/markup-compatibility/2006" xmlns:aink="http://schemas.microsoft.com/office/drawing/2016/ink" xmlns:am3d="http://schemas.microsoft.com/office/drawing/2017/model3d" xmlns:o="urn:schemas-microsoft-com:office:office" xmlns:oel="http://schemas.microsoft.com/office/2019/extlst" xmlns:r="http://schemas.openxmlformats.org/officeDocument/2006/relationships" xmlns:m="http://schemas.openxmlformats.org/officeDocument/2006/math" xmlns:v="urn:schemas-microsoft-com:vml" xmlns:wp14="http://schemas.microsoft.com/office/word/2010/wordprocessingDrawing" xmlns:wp="http://schemas.openxmlformats.org/drawingml/2006/wordprocessingDrawing" xmlns:w10="urn:schemas-microsoft-com:office:word" xmlns:w="http://schemas.openxmlformats.org/wordprocessingml/2006/main" xmlns:w14="http://schemas.microsoft.com/office/word/2010/wordml" xmlns:w15="http://schemas.microsoft.com/office/word/2012/wordml" xmlns:w16cex="http://schemas.microsoft.com/office/word/2018/wordml/cex" xmlns:w16cid="http://schemas.microsoft.com/office/word/2016/wordml/cid" xmlns:w16="http://schemas.microsoft.com/office/word/2018/wordml" xmlns:w16du="http://schemas.microsoft.com/office/word/2023/wordml/word16du" xmlns:w16sdtdh="http://schemas.microsoft.com/office/word/2020/wordml/sdtdatahash" xmlns:w16sdtfl="http://schemas.microsoft.com/office/word/2024/wordml/sdtformatlock" xmlns:w16se="http://schemas.microsoft.com/office/word/2015/wordml/symex" xmlns:wpg="http://schemas.microsoft.com/office/word/2010/wordprocessingGroup" xmlns:wpi="http://schemas.microsoft.com/office/word/2010/wordprocessingInk" xmlns:wne="http://schemas.microsoft.com/office/word/2006/wordml" xmlns:wps="http://schemas.microsoft.com/office/word/2010/wordprocessingShape" mc:Ignorable="w14 w15 w16se w16cid w16 w16cex w16sdtdh w16sdtfl w16du wp14">
   <w:body>
     <w:p>
       <w:pPr>
         <w:rPr>
-          <w:rFonts w:ascii="Garamond" w:hAnsi="Garamond"/>
+          <w:rFonts w:ascii="Brill" w:hAnsi="Brill"/>
         </w:rPr>
       </w:pPr>
       <w:r>
         <w:rPr>
-          <w:rFonts w:ascii="Garamond" w:hAnsi="Garamond"/>
+          <w:rFonts w:ascii="Brill" w:hAnsi="Brill"/>
           <w:color w:val="FF0000"/>
         </w:rPr>
         <w:t>81v</w:t>
       </w:r>
       <w:r>
         <w:rPr>
-          <w:rFonts w:ascii="Garamond" w:hAnsi="Garamond"/>
-        </w:rPr>
-        <w:t xml:space="preserve"> Dixo el discipulo maestro pues dame razon por que fue el señor a los infiernos despues que tomo muerte en la cruz. respondio el maestro sepas que desque fue el peccado de Adan fasta aquella hora asi fue acostunbrado que todos iban al infierno asi justos como peccadores % salvo que no avian todos una pena % Ca los justos iban a</w:t>
-      </w:r>
-      <w:r>
-        <w:rPr>
-          <w:rFonts w:ascii="Garamond" w:hAnsi="Garamond"/>
+          <w:rFonts w:ascii="Brill" w:hAnsi="Brill"/>
+        </w:rPr>
+        <w:t xml:space="preserve"> Dixo el </w:t>
+      </w:r>
+      <w:proofErr w:type="spellStart"/>
+      <w:r>
+        <w:rPr>
+          <w:rFonts w:ascii="Brill" w:hAnsi="Brill"/>
+        </w:rPr>
+        <w:t>discipulo</w:t>
+      </w:r>
+      <w:proofErr w:type="spellEnd"/>
+      <w:r>
+        <w:rPr>
+          <w:rFonts w:ascii="Brill" w:hAnsi="Brill"/>
+        </w:rPr>
+        <w:t xml:space="preserve"> maestro pues dame </w:t>
+      </w:r>
+      <w:proofErr w:type="spellStart"/>
+      <w:r>
+        <w:rPr>
+          <w:rFonts w:ascii="Brill" w:hAnsi="Brill"/>
+        </w:rPr>
+        <w:t>razon</w:t>
+      </w:r>
+      <w:proofErr w:type="spellEnd"/>
+      <w:r>
+        <w:rPr>
+          <w:rFonts w:ascii="Brill" w:hAnsi="Brill"/>
+        </w:rPr>
+        <w:t xml:space="preserve"> por que fue el señor a los infiernos </w:t>
+      </w:r>
+      <w:proofErr w:type="spellStart"/>
+      <w:r>
+        <w:rPr>
+          <w:rFonts w:ascii="Brill" w:hAnsi="Brill"/>
+        </w:rPr>
+        <w:t>despues</w:t>
+      </w:r>
+      <w:proofErr w:type="spellEnd"/>
+      <w:r>
+        <w:rPr>
+          <w:rFonts w:ascii="Brill" w:hAnsi="Brill"/>
+        </w:rPr>
+        <w:t xml:space="preserve"> que tomo muerte en la cruz. </w:t>
+      </w:r>
+      <w:proofErr w:type="spellStart"/>
+      <w:r>
+        <w:rPr>
+          <w:rFonts w:ascii="Brill" w:hAnsi="Brill"/>
+        </w:rPr>
+        <w:t>respondio</w:t>
+      </w:r>
+      <w:proofErr w:type="spellEnd"/>
+      <w:r>
+        <w:rPr>
+          <w:rFonts w:ascii="Brill" w:hAnsi="Brill"/>
+        </w:rPr>
+        <w:t xml:space="preserve"> el maestro sepas que desque fue el </w:t>
+      </w:r>
+      <w:proofErr w:type="spellStart"/>
+      <w:r>
+        <w:rPr>
+          <w:rFonts w:ascii="Brill" w:hAnsi="Brill"/>
+        </w:rPr>
+        <w:t>peccado</w:t>
+      </w:r>
+      <w:proofErr w:type="spellEnd"/>
+      <w:r>
+        <w:rPr>
+          <w:rFonts w:ascii="Brill" w:hAnsi="Brill"/>
+        </w:rPr>
+        <w:t xml:space="preserve"> de </w:t>
+      </w:r>
+      <w:proofErr w:type="spellStart"/>
+      <w:r>
+        <w:rPr>
+          <w:rFonts w:ascii="Brill" w:hAnsi="Brill"/>
+        </w:rPr>
+        <w:t>Adan</w:t>
+      </w:r>
+      <w:proofErr w:type="spellEnd"/>
+      <w:r>
+        <w:rPr>
+          <w:rFonts w:ascii="Brill" w:hAnsi="Brill"/>
+        </w:rPr>
+        <w:t xml:space="preserve"> fasta aquella hora </w:t>
+      </w:r>
+      <w:proofErr w:type="spellStart"/>
+      <w:r>
+        <w:rPr>
+          <w:rFonts w:ascii="Brill" w:hAnsi="Brill"/>
+        </w:rPr>
+        <w:t>asi</w:t>
+      </w:r>
+      <w:proofErr w:type="spellEnd"/>
+      <w:r>
+        <w:rPr>
+          <w:rFonts w:ascii="Brill" w:hAnsi="Brill"/>
+        </w:rPr>
+        <w:t xml:space="preserve"> fue </w:t>
+      </w:r>
+      <w:proofErr w:type="spellStart"/>
+      <w:r>
+        <w:rPr>
+          <w:rFonts w:ascii="Brill" w:hAnsi="Brill"/>
+        </w:rPr>
+        <w:t>acostunbrado</w:t>
+      </w:r>
+      <w:proofErr w:type="spellEnd"/>
+      <w:r>
+        <w:rPr>
+          <w:rFonts w:ascii="Brill" w:hAnsi="Brill"/>
+        </w:rPr>
+        <w:t xml:space="preserve"> que todos iban al infierno </w:t>
+      </w:r>
+      <w:proofErr w:type="spellStart"/>
+      <w:r>
+        <w:rPr>
+          <w:rFonts w:ascii="Brill" w:hAnsi="Brill"/>
+        </w:rPr>
+        <w:t>asi</w:t>
+      </w:r>
+      <w:proofErr w:type="spellEnd"/>
+      <w:r>
+        <w:rPr>
+          <w:rFonts w:ascii="Brill" w:hAnsi="Brill"/>
+        </w:rPr>
+        <w:t xml:space="preserve"> justos como </w:t>
+      </w:r>
+      <w:proofErr w:type="spellStart"/>
+      <w:r>
+        <w:rPr>
+          <w:rFonts w:ascii="Brill" w:hAnsi="Brill"/>
+        </w:rPr>
+        <w:t>peccadores</w:t>
+      </w:r>
+      <w:proofErr w:type="spellEnd"/>
+      <w:r>
+        <w:rPr>
+          <w:rFonts w:ascii="Brill" w:hAnsi="Brill"/>
+        </w:rPr>
+        <w:t xml:space="preserve"> % salvo que no </w:t>
+      </w:r>
+      <w:proofErr w:type="spellStart"/>
+      <w:r>
+        <w:rPr>
+          <w:rFonts w:ascii="Brill" w:hAnsi="Brill"/>
+        </w:rPr>
+        <w:t>avian</w:t>
+      </w:r>
+      <w:proofErr w:type="spellEnd"/>
+      <w:r>
+        <w:rPr>
+          <w:rFonts w:ascii="Brill" w:hAnsi="Brill"/>
+        </w:rPr>
+        <w:t xml:space="preserve"> todos una pena % Ca los justos iban a</w:t>
+      </w:r>
+      <w:r>
+        <w:rPr>
+          <w:rFonts w:ascii="Brill" w:hAnsi="Brill"/>
         </w:rPr>
         <w:t xml:space="preserve"> </w:t>
       </w:r>
       <w:r>
         <w:rPr>
-          <w:rFonts w:ascii="Garamond" w:hAnsi="Garamond"/>
-        </w:rPr>
-        <w:t xml:space="preserve">un lugar que es de tiniebla e los peccadores al fondon del infierno e por que nuestro señor quiso ser ombre conplido en todo tubo por bien de fazer aquella carrera por do todos los otros pasaban salbo que la fizo el de otra guisa </w:t>
-      </w:r>
-      <w:r>
-        <w:rPr>
-          <w:rFonts w:ascii="Garamond" w:hAnsi="Garamond"/>
+          <w:rFonts w:ascii="Brill" w:hAnsi="Brill"/>
+        </w:rPr>
+        <w:t xml:space="preserve">un lugar que es de tiniebla e los </w:t>
+      </w:r>
+      <w:proofErr w:type="spellStart"/>
+      <w:r>
+        <w:rPr>
+          <w:rFonts w:ascii="Brill" w:hAnsi="Brill"/>
+        </w:rPr>
+        <w:t>peccadores</w:t>
+      </w:r>
+      <w:proofErr w:type="spellEnd"/>
+      <w:r>
+        <w:rPr>
+          <w:rFonts w:ascii="Brill" w:hAnsi="Brill"/>
+        </w:rPr>
+        <w:t xml:space="preserve"> al </w:t>
+      </w:r>
+      <w:proofErr w:type="spellStart"/>
+      <w:r>
+        <w:rPr>
+          <w:rFonts w:ascii="Brill" w:hAnsi="Brill"/>
+        </w:rPr>
+        <w:t>fondon</w:t>
+      </w:r>
+      <w:proofErr w:type="spellEnd"/>
+      <w:r>
+        <w:rPr>
+          <w:rFonts w:ascii="Brill" w:hAnsi="Brill"/>
+        </w:rPr>
+        <w:t xml:space="preserve"> del infierno e </w:t>
+      </w:r>
+      <w:proofErr w:type="spellStart"/>
+      <w:r>
+        <w:rPr>
+          <w:rFonts w:ascii="Brill" w:hAnsi="Brill"/>
+        </w:rPr>
+        <w:t>por que</w:t>
+      </w:r>
+      <w:proofErr w:type="spellEnd"/>
+      <w:r>
+        <w:rPr>
+          <w:rFonts w:ascii="Brill" w:hAnsi="Brill"/>
+        </w:rPr>
+        <w:t xml:space="preserve"> nuestro señor quiso ser ombre </w:t>
+      </w:r>
+      <w:proofErr w:type="spellStart"/>
+      <w:r>
+        <w:rPr>
+          <w:rFonts w:ascii="Brill" w:hAnsi="Brill"/>
+        </w:rPr>
+        <w:t>conplido</w:t>
+      </w:r>
+      <w:proofErr w:type="spellEnd"/>
+      <w:r>
+        <w:rPr>
+          <w:rFonts w:ascii="Brill" w:hAnsi="Brill"/>
+        </w:rPr>
+        <w:t xml:space="preserve"> en todo tubo por bien de fazer aquella carrera por do todos los otros pasaban </w:t>
+      </w:r>
+      <w:proofErr w:type="spellStart"/>
+      <w:r>
+        <w:rPr>
+          <w:rFonts w:ascii="Brill" w:hAnsi="Brill"/>
+        </w:rPr>
+        <w:t>salbo</w:t>
+      </w:r>
+      <w:proofErr w:type="spellEnd"/>
+      <w:r>
+        <w:rPr>
+          <w:rFonts w:ascii="Brill" w:hAnsi="Brill"/>
+        </w:rPr>
+        <w:t xml:space="preserve"> que la fizo el de otra guisa </w:t>
+      </w:r>
+      <w:r>
+        <w:rPr>
+          <w:rFonts w:ascii="Brill" w:hAnsi="Brill"/>
           <w:color w:val="FF0000"/>
         </w:rPr>
-        <w:t>que la non fizieron los omes digo</w:t>
-      </w:r>
-      <w:r>
-        <w:rPr>
-          <w:rFonts w:ascii="Garamond" w:hAnsi="Garamond"/>
+        <w:t xml:space="preserve">que la non </w:t>
+      </w:r>
+      <w:proofErr w:type="spellStart"/>
+      <w:r>
+        <w:rPr>
+          <w:rFonts w:ascii="Brill" w:hAnsi="Brill"/>
+          <w:color w:val="FF0000"/>
+        </w:rPr>
+        <w:t>fizieron</w:t>
+      </w:r>
+      <w:proofErr w:type="spellEnd"/>
+      <w:r>
+        <w:rPr>
+          <w:rFonts w:ascii="Brill" w:hAnsi="Brill"/>
+          <w:color w:val="FF0000"/>
+        </w:rPr>
+        <w:t xml:space="preserve"> los </w:t>
+      </w:r>
+      <w:proofErr w:type="spellStart"/>
+      <w:r>
+        <w:rPr>
+          <w:rFonts w:ascii="Brill" w:hAnsi="Brill"/>
+          <w:color w:val="FF0000"/>
+        </w:rPr>
+        <w:t>omes</w:t>
+      </w:r>
+      <w:proofErr w:type="spellEnd"/>
+      <w:r>
+        <w:rPr>
+          <w:rFonts w:ascii="Brill" w:hAnsi="Brill"/>
+          <w:color w:val="FF0000"/>
+        </w:rPr>
+        <w:t xml:space="preserve"> digo</w:t>
+      </w:r>
+      <w:r>
+        <w:rPr>
+          <w:rFonts w:ascii="Brill" w:hAnsi="Brill"/>
           <w:color w:val="8EAADB" w:themeColor="accent1" w:themeTint="99"/>
         </w:rPr>
         <w:t xml:space="preserve"> </w:t>
       </w:r>
       <w:r>
         <w:rPr>
-          <w:rFonts w:ascii="Garamond" w:hAnsi="Garamond"/>
-        </w:rPr>
-        <w:t xml:space="preserve">que la non fizieron los otros % Ca los otros iban por fincar en aquellas penas fasta que viniese el tienpo en que los abia de sacar el salbador del mundo % E quando el y llego quebranto el poderio de los diablos e la su soberbia e saco dende aquellos que el entendio que merescian salir de aquel lugar % E levo los consigo a paraiso terrenal % E alli se cunplio lo que dixo el Dabid el profecta quando dixo </w:t>
-      </w:r>
-      <w:r>
-        <w:rPr>
-          <w:rFonts w:ascii="Garamond" w:hAnsi="Garamond"/>
+          <w:rFonts w:ascii="Brill" w:hAnsi="Brill"/>
+        </w:rPr>
+        <w:t xml:space="preserve">que la non </w:t>
+      </w:r>
+      <w:proofErr w:type="spellStart"/>
+      <w:r>
+        <w:rPr>
+          <w:rFonts w:ascii="Brill" w:hAnsi="Brill"/>
+        </w:rPr>
+        <w:t>fizieron</w:t>
+      </w:r>
+      <w:proofErr w:type="spellEnd"/>
+      <w:r>
+        <w:rPr>
+          <w:rFonts w:ascii="Brill" w:hAnsi="Brill"/>
+        </w:rPr>
+        <w:t xml:space="preserve"> los otros % Ca los otros iban por fincar en aquellas penas fasta que viniese el </w:t>
+      </w:r>
+      <w:proofErr w:type="spellStart"/>
+      <w:r>
+        <w:rPr>
+          <w:rFonts w:ascii="Brill" w:hAnsi="Brill"/>
+        </w:rPr>
+        <w:t>tienpo</w:t>
+      </w:r>
+      <w:proofErr w:type="spellEnd"/>
+      <w:r>
+        <w:rPr>
+          <w:rFonts w:ascii="Brill" w:hAnsi="Brill"/>
+        </w:rPr>
+        <w:t xml:space="preserve"> en que los </w:t>
+      </w:r>
+      <w:proofErr w:type="spellStart"/>
+      <w:r>
+        <w:rPr>
+          <w:rFonts w:ascii="Brill" w:hAnsi="Brill"/>
+        </w:rPr>
+        <w:t>abia</w:t>
+      </w:r>
+      <w:proofErr w:type="spellEnd"/>
+      <w:r>
+        <w:rPr>
+          <w:rFonts w:ascii="Brill" w:hAnsi="Brill"/>
+        </w:rPr>
+        <w:t xml:space="preserve"> de sacar el </w:t>
+      </w:r>
+      <w:proofErr w:type="spellStart"/>
+      <w:r>
+        <w:rPr>
+          <w:rFonts w:ascii="Brill" w:hAnsi="Brill"/>
+        </w:rPr>
+        <w:t>salbador</w:t>
+      </w:r>
+      <w:proofErr w:type="spellEnd"/>
+      <w:r>
+        <w:rPr>
+          <w:rFonts w:ascii="Brill" w:hAnsi="Brill"/>
+        </w:rPr>
+        <w:t xml:space="preserve"> del mundo % E </w:t>
+      </w:r>
+      <w:proofErr w:type="spellStart"/>
+      <w:r>
+        <w:rPr>
+          <w:rFonts w:ascii="Brill" w:hAnsi="Brill"/>
+        </w:rPr>
+        <w:t>quando</w:t>
+      </w:r>
+      <w:proofErr w:type="spellEnd"/>
+      <w:r>
+        <w:rPr>
+          <w:rFonts w:ascii="Brill" w:hAnsi="Brill"/>
+        </w:rPr>
+        <w:t xml:space="preserve"> </w:t>
+      </w:r>
+      <w:proofErr w:type="spellStart"/>
+      <w:r>
+        <w:rPr>
+          <w:rFonts w:ascii="Brill" w:hAnsi="Brill"/>
+        </w:rPr>
+        <w:t>el</w:t>
+      </w:r>
+      <w:proofErr w:type="spellEnd"/>
+      <w:r>
+        <w:rPr>
+          <w:rFonts w:ascii="Brill" w:hAnsi="Brill"/>
+        </w:rPr>
+        <w:t xml:space="preserve"> y llego quebranto el </w:t>
+      </w:r>
+      <w:proofErr w:type="spellStart"/>
+      <w:r>
+        <w:rPr>
+          <w:rFonts w:ascii="Brill" w:hAnsi="Brill"/>
+        </w:rPr>
+        <w:t>poderio</w:t>
+      </w:r>
+      <w:proofErr w:type="spellEnd"/>
+      <w:r>
+        <w:rPr>
+          <w:rFonts w:ascii="Brill" w:hAnsi="Brill"/>
+        </w:rPr>
+        <w:t xml:space="preserve"> de los diablos e la su soberbia e saco dende aquellos que el </w:t>
+      </w:r>
+      <w:proofErr w:type="spellStart"/>
+      <w:r>
+        <w:rPr>
+          <w:rFonts w:ascii="Brill" w:hAnsi="Brill"/>
+        </w:rPr>
+        <w:t>entendio</w:t>
+      </w:r>
+      <w:proofErr w:type="spellEnd"/>
+      <w:r>
+        <w:rPr>
+          <w:rFonts w:ascii="Brill" w:hAnsi="Brill"/>
+        </w:rPr>
+        <w:t xml:space="preserve"> que </w:t>
+      </w:r>
+      <w:proofErr w:type="spellStart"/>
+      <w:r>
+        <w:rPr>
+          <w:rFonts w:ascii="Brill" w:hAnsi="Brill"/>
+        </w:rPr>
+        <w:t>merescian</w:t>
+      </w:r>
+      <w:proofErr w:type="spellEnd"/>
+      <w:r>
+        <w:rPr>
+          <w:rFonts w:ascii="Brill" w:hAnsi="Brill"/>
+        </w:rPr>
+        <w:t xml:space="preserve"> salir de aquel lugar % E levo los consigo a </w:t>
+      </w:r>
+      <w:proofErr w:type="spellStart"/>
+      <w:r>
+        <w:rPr>
+          <w:rFonts w:ascii="Brill" w:hAnsi="Brill"/>
+        </w:rPr>
+        <w:t>paraiso</w:t>
+      </w:r>
+      <w:proofErr w:type="spellEnd"/>
+      <w:r>
+        <w:rPr>
+          <w:rFonts w:ascii="Brill" w:hAnsi="Brill"/>
+        </w:rPr>
+        <w:t xml:space="preserve"> terrenal % E </w:t>
+      </w:r>
+      <w:proofErr w:type="spellStart"/>
+      <w:r>
+        <w:rPr>
+          <w:rFonts w:ascii="Brill" w:hAnsi="Brill"/>
+        </w:rPr>
+        <w:t>alli</w:t>
+      </w:r>
+      <w:proofErr w:type="spellEnd"/>
+      <w:r>
+        <w:rPr>
+          <w:rFonts w:ascii="Brill" w:hAnsi="Brill"/>
+        </w:rPr>
+        <w:t xml:space="preserve"> se </w:t>
+      </w:r>
+      <w:proofErr w:type="spellStart"/>
+      <w:r>
+        <w:rPr>
+          <w:rFonts w:ascii="Brill" w:hAnsi="Brill"/>
+        </w:rPr>
+        <w:t>cunplio</w:t>
+      </w:r>
+      <w:proofErr w:type="spellEnd"/>
+      <w:r>
+        <w:rPr>
+          <w:rFonts w:ascii="Brill" w:hAnsi="Brill"/>
+        </w:rPr>
+        <w:t xml:space="preserve"> lo que dixo el </w:t>
+      </w:r>
+      <w:proofErr w:type="spellStart"/>
+      <w:r>
+        <w:rPr>
+          <w:rFonts w:ascii="Brill" w:hAnsi="Brill"/>
+        </w:rPr>
+        <w:t>Dabid</w:t>
+      </w:r>
+      <w:proofErr w:type="spellEnd"/>
+      <w:r>
+        <w:rPr>
+          <w:rFonts w:ascii="Brill" w:hAnsi="Brill"/>
+        </w:rPr>
+        <w:t xml:space="preserve"> el </w:t>
+      </w:r>
+      <w:proofErr w:type="spellStart"/>
+      <w:r>
+        <w:rPr>
+          <w:rFonts w:ascii="Brill" w:hAnsi="Brill"/>
+        </w:rPr>
+        <w:t>profecta</w:t>
+      </w:r>
+      <w:proofErr w:type="spellEnd"/>
+      <w:r>
+        <w:rPr>
+          <w:rFonts w:ascii="Brill" w:hAnsi="Brill"/>
+        </w:rPr>
+        <w:t xml:space="preserve"> </w:t>
+      </w:r>
+      <w:proofErr w:type="spellStart"/>
+      <w:r>
+        <w:rPr>
+          <w:rFonts w:ascii="Brill" w:hAnsi="Brill"/>
+        </w:rPr>
+        <w:t>quando</w:t>
+      </w:r>
+      <w:proofErr w:type="spellEnd"/>
+      <w:r>
+        <w:rPr>
+          <w:rFonts w:ascii="Brill" w:hAnsi="Brill"/>
+        </w:rPr>
+        <w:t xml:space="preserve"> dixo </w:t>
+      </w:r>
+      <w:proofErr w:type="spellStart"/>
+      <w:r>
+        <w:rPr>
+          <w:rFonts w:ascii="Brill" w:hAnsi="Brill"/>
           <w:color w:val="ED7D31" w:themeColor="accent2"/>
         </w:rPr>
         <w:t>A</w:t>
       </w:r>
       <w:r>
         <w:rPr>
-          <w:rFonts w:ascii="Garamond" w:hAnsi="Garamond"/>
+          <w:rFonts w:ascii="Brill" w:hAnsi="Brill"/>
           <w:color w:val="ED7D31" w:themeColor="accent2"/>
         </w:rPr>
-        <w:t>tolite portas principes vestras et lebamini porta eternali extera troibid rey gloria %</w:t>
-      </w:r>
-      <w:r>
-        <w:rPr>
-          <w:rFonts w:ascii="Garamond" w:hAnsi="Garamond"/>
-        </w:rPr>
-        <w:t xml:space="preserve"> respondieron los diablos que estaban espantados guardando las puertas quien es este rey de gloria en esto que ellos dezian respondio el nuestro señor fuerte e poderoso en las vatallas y este es rey de virtud e de gloria e alli estando conocio Dabid y los padres e los profectas que alli hazian que aquel hera el señor de que ellos profetiçaban que los abia a salbar de aquel lugar </w:t>
-      </w:r>
-      <w:r>
-        <w:rPr>
-          <w:rFonts w:ascii="Garamond" w:hAnsi="Garamond"/>
+        <w:t>tolite</w:t>
+      </w:r>
+      <w:proofErr w:type="spellEnd"/>
+      <w:r>
+        <w:rPr>
+          <w:rFonts w:ascii="Brill" w:hAnsi="Brill"/>
+          <w:color w:val="ED7D31" w:themeColor="accent2"/>
+        </w:rPr>
+        <w:t xml:space="preserve"> portas </w:t>
+      </w:r>
+      <w:proofErr w:type="spellStart"/>
+      <w:r>
+        <w:rPr>
+          <w:rFonts w:ascii="Brill" w:hAnsi="Brill"/>
+          <w:color w:val="ED7D31" w:themeColor="accent2"/>
+        </w:rPr>
+        <w:t>principes</w:t>
+      </w:r>
+      <w:proofErr w:type="spellEnd"/>
+      <w:r>
+        <w:rPr>
+          <w:rFonts w:ascii="Brill" w:hAnsi="Brill"/>
+          <w:color w:val="ED7D31" w:themeColor="accent2"/>
+        </w:rPr>
+        <w:t xml:space="preserve"> </w:t>
+      </w:r>
+      <w:proofErr w:type="spellStart"/>
+      <w:r>
+        <w:rPr>
+          <w:rFonts w:ascii="Brill" w:hAnsi="Brill"/>
+          <w:color w:val="ED7D31" w:themeColor="accent2"/>
+        </w:rPr>
+        <w:t>vestras</w:t>
+      </w:r>
+      <w:proofErr w:type="spellEnd"/>
+      <w:r>
+        <w:rPr>
+          <w:rFonts w:ascii="Brill" w:hAnsi="Brill"/>
+          <w:color w:val="ED7D31" w:themeColor="accent2"/>
+        </w:rPr>
+        <w:t xml:space="preserve"> et </w:t>
+      </w:r>
+      <w:proofErr w:type="spellStart"/>
+      <w:r>
+        <w:rPr>
+          <w:rFonts w:ascii="Brill" w:hAnsi="Brill"/>
+          <w:color w:val="ED7D31" w:themeColor="accent2"/>
+        </w:rPr>
+        <w:t>lebamini</w:t>
+      </w:r>
+      <w:proofErr w:type="spellEnd"/>
+      <w:r>
+        <w:rPr>
+          <w:rFonts w:ascii="Brill" w:hAnsi="Brill"/>
+          <w:color w:val="ED7D31" w:themeColor="accent2"/>
+        </w:rPr>
+        <w:t xml:space="preserve"> porta </w:t>
+      </w:r>
+      <w:proofErr w:type="spellStart"/>
+      <w:r>
+        <w:rPr>
+          <w:rFonts w:ascii="Brill" w:hAnsi="Brill"/>
+          <w:color w:val="ED7D31" w:themeColor="accent2"/>
+        </w:rPr>
+        <w:t>eternali</w:t>
+      </w:r>
+      <w:proofErr w:type="spellEnd"/>
+      <w:r>
+        <w:rPr>
+          <w:rFonts w:ascii="Brill" w:hAnsi="Brill"/>
+          <w:color w:val="ED7D31" w:themeColor="accent2"/>
+        </w:rPr>
+        <w:t xml:space="preserve"> </w:t>
+      </w:r>
+      <w:proofErr w:type="spellStart"/>
+      <w:r>
+        <w:rPr>
+          <w:rFonts w:ascii="Brill" w:hAnsi="Brill"/>
+          <w:color w:val="ED7D31" w:themeColor="accent2"/>
+        </w:rPr>
+        <w:t>extera</w:t>
+      </w:r>
+      <w:proofErr w:type="spellEnd"/>
+      <w:r>
+        <w:rPr>
+          <w:rFonts w:ascii="Brill" w:hAnsi="Brill"/>
+          <w:color w:val="ED7D31" w:themeColor="accent2"/>
+        </w:rPr>
+        <w:t xml:space="preserve"> </w:t>
+      </w:r>
+      <w:proofErr w:type="spellStart"/>
+      <w:r>
+        <w:rPr>
+          <w:rFonts w:ascii="Brill" w:hAnsi="Brill"/>
+          <w:color w:val="ED7D31" w:themeColor="accent2"/>
+        </w:rPr>
+        <w:t>troibid</w:t>
+      </w:r>
+      <w:proofErr w:type="spellEnd"/>
+      <w:r>
+        <w:rPr>
+          <w:rFonts w:ascii="Brill" w:hAnsi="Brill"/>
+          <w:color w:val="ED7D31" w:themeColor="accent2"/>
+        </w:rPr>
+        <w:t xml:space="preserve"> rey gloria %</w:t>
+      </w:r>
+      <w:r>
+        <w:rPr>
+          <w:rFonts w:ascii="Brill" w:hAnsi="Brill"/>
+        </w:rPr>
+        <w:t xml:space="preserve"> respondieron los diablos que estaban espantados guardando las puertas quien es este rey de gloria en esto que ellos </w:t>
+      </w:r>
+      <w:proofErr w:type="spellStart"/>
+      <w:r>
+        <w:rPr>
+          <w:rFonts w:ascii="Brill" w:hAnsi="Brill"/>
+        </w:rPr>
+        <w:t>dezian</w:t>
+      </w:r>
+      <w:proofErr w:type="spellEnd"/>
+      <w:r>
+        <w:rPr>
+          <w:rFonts w:ascii="Brill" w:hAnsi="Brill"/>
+        </w:rPr>
+        <w:t xml:space="preserve"> </w:t>
+      </w:r>
+      <w:proofErr w:type="spellStart"/>
+      <w:r>
+        <w:rPr>
+          <w:rFonts w:ascii="Brill" w:hAnsi="Brill"/>
+        </w:rPr>
+        <w:t>respondio</w:t>
+      </w:r>
+      <w:proofErr w:type="spellEnd"/>
+      <w:r>
+        <w:rPr>
+          <w:rFonts w:ascii="Brill" w:hAnsi="Brill"/>
+        </w:rPr>
+        <w:t xml:space="preserve"> el nuestro señor fuerte e poderoso en las </w:t>
+      </w:r>
+      <w:proofErr w:type="spellStart"/>
+      <w:r>
+        <w:rPr>
+          <w:rFonts w:ascii="Brill" w:hAnsi="Brill"/>
+        </w:rPr>
+        <w:t>vatallas</w:t>
+      </w:r>
+      <w:proofErr w:type="spellEnd"/>
+      <w:r>
+        <w:rPr>
+          <w:rFonts w:ascii="Brill" w:hAnsi="Brill"/>
+        </w:rPr>
+        <w:t xml:space="preserve"> y este es rey de virtud e de gloria e </w:t>
+      </w:r>
+      <w:proofErr w:type="spellStart"/>
+      <w:r>
+        <w:rPr>
+          <w:rFonts w:ascii="Brill" w:hAnsi="Brill"/>
+        </w:rPr>
+        <w:t>alli</w:t>
+      </w:r>
+      <w:proofErr w:type="spellEnd"/>
+      <w:r>
+        <w:rPr>
+          <w:rFonts w:ascii="Brill" w:hAnsi="Brill"/>
+        </w:rPr>
+        <w:t xml:space="preserve"> estando </w:t>
+      </w:r>
+      <w:proofErr w:type="spellStart"/>
+      <w:r>
+        <w:rPr>
+          <w:rFonts w:ascii="Brill" w:hAnsi="Brill"/>
+        </w:rPr>
+        <w:t>conocio</w:t>
+      </w:r>
+      <w:proofErr w:type="spellEnd"/>
+      <w:r>
+        <w:rPr>
+          <w:rFonts w:ascii="Brill" w:hAnsi="Brill"/>
+        </w:rPr>
+        <w:t xml:space="preserve"> </w:t>
+      </w:r>
+      <w:proofErr w:type="spellStart"/>
+      <w:r>
+        <w:rPr>
+          <w:rFonts w:ascii="Brill" w:hAnsi="Brill"/>
+        </w:rPr>
+        <w:t>Dabid</w:t>
+      </w:r>
+      <w:proofErr w:type="spellEnd"/>
+      <w:r>
+        <w:rPr>
+          <w:rFonts w:ascii="Brill" w:hAnsi="Brill"/>
+        </w:rPr>
+        <w:t xml:space="preserve"> y los padres </w:t>
+      </w:r>
+      <w:proofErr w:type="spellStart"/>
+      <w:r>
+        <w:rPr>
+          <w:rFonts w:ascii="Brill" w:hAnsi="Brill"/>
+        </w:rPr>
+        <w:t>e</w:t>
+      </w:r>
+      <w:proofErr w:type="spellEnd"/>
+      <w:r>
+        <w:rPr>
+          <w:rFonts w:ascii="Brill" w:hAnsi="Brill"/>
+        </w:rPr>
+        <w:t xml:space="preserve"> los </w:t>
+      </w:r>
+      <w:proofErr w:type="spellStart"/>
+      <w:r>
+        <w:rPr>
+          <w:rFonts w:ascii="Brill" w:hAnsi="Brill"/>
+        </w:rPr>
+        <w:t>profectas</w:t>
+      </w:r>
+      <w:proofErr w:type="spellEnd"/>
+      <w:r>
+        <w:rPr>
+          <w:rFonts w:ascii="Brill" w:hAnsi="Brill"/>
+        </w:rPr>
+        <w:t xml:space="preserve"> que </w:t>
+      </w:r>
+      <w:proofErr w:type="spellStart"/>
+      <w:r>
+        <w:rPr>
+          <w:rFonts w:ascii="Brill" w:hAnsi="Brill"/>
+        </w:rPr>
+        <w:t>alli</w:t>
+      </w:r>
+      <w:proofErr w:type="spellEnd"/>
+      <w:r>
+        <w:rPr>
+          <w:rFonts w:ascii="Brill" w:hAnsi="Brill"/>
+        </w:rPr>
+        <w:t xml:space="preserve"> </w:t>
+      </w:r>
+      <w:proofErr w:type="spellStart"/>
+      <w:r>
+        <w:rPr>
+          <w:rFonts w:ascii="Brill" w:hAnsi="Brill"/>
+        </w:rPr>
+        <w:t>hazian</w:t>
+      </w:r>
+      <w:proofErr w:type="spellEnd"/>
+      <w:r>
+        <w:rPr>
+          <w:rFonts w:ascii="Brill" w:hAnsi="Brill"/>
+        </w:rPr>
+        <w:t xml:space="preserve"> que aquel </w:t>
+      </w:r>
+      <w:proofErr w:type="spellStart"/>
+      <w:r>
+        <w:rPr>
+          <w:rFonts w:ascii="Brill" w:hAnsi="Brill"/>
+        </w:rPr>
+        <w:t>hera</w:t>
+      </w:r>
+      <w:proofErr w:type="spellEnd"/>
+      <w:r>
+        <w:rPr>
+          <w:rFonts w:ascii="Brill" w:hAnsi="Brill"/>
+        </w:rPr>
+        <w:t xml:space="preserve"> el señor de que ellos </w:t>
+      </w:r>
+      <w:proofErr w:type="spellStart"/>
+      <w:r>
+        <w:rPr>
+          <w:rFonts w:ascii="Brill" w:hAnsi="Brill"/>
+        </w:rPr>
+        <w:t>profetiçaban</w:t>
+      </w:r>
+      <w:proofErr w:type="spellEnd"/>
+      <w:r>
+        <w:rPr>
+          <w:rFonts w:ascii="Brill" w:hAnsi="Brill"/>
+        </w:rPr>
+        <w:t xml:space="preserve"> que los </w:t>
+      </w:r>
+      <w:proofErr w:type="spellStart"/>
+      <w:r>
+        <w:rPr>
+          <w:rFonts w:ascii="Brill" w:hAnsi="Brill"/>
+        </w:rPr>
+        <w:t>abia</w:t>
+      </w:r>
+      <w:proofErr w:type="spellEnd"/>
+      <w:r>
+        <w:rPr>
+          <w:rFonts w:ascii="Brill" w:hAnsi="Brill"/>
+        </w:rPr>
+        <w:t xml:space="preserve"> a </w:t>
+      </w:r>
+      <w:proofErr w:type="spellStart"/>
+      <w:r>
+        <w:rPr>
+          <w:rFonts w:ascii="Brill" w:hAnsi="Brill"/>
+        </w:rPr>
+        <w:t>salbar</w:t>
+      </w:r>
+      <w:proofErr w:type="spellEnd"/>
+      <w:r>
+        <w:rPr>
+          <w:rFonts w:ascii="Brill" w:hAnsi="Brill"/>
+        </w:rPr>
+        <w:t xml:space="preserve"> de aquel lugar </w:t>
+      </w:r>
+      <w:r>
+        <w:rPr>
+          <w:rFonts w:ascii="Brill" w:hAnsi="Brill"/>
           <w:color w:val="FF0000"/>
         </w:rPr>
         <w:t>82r</w:t>
       </w:r>
       <w:r>
         <w:rPr>
-          <w:rFonts w:ascii="Garamond" w:hAnsi="Garamond"/>
-        </w:rPr>
-        <w:t xml:space="preserve"> vien ansi como lo fizo que luego que los de alli saco los llevo al paraiso terrenal </w:t>
-      </w:r>
-      <w:r>
-        <w:rPr>
-          <w:rFonts w:ascii="Garamond" w:hAnsi="Garamond"/>
+          <w:rFonts w:ascii="Brill" w:hAnsi="Brill"/>
+        </w:rPr>
+        <w:t xml:space="preserve"> </w:t>
+      </w:r>
+      <w:proofErr w:type="spellStart"/>
+      <w:r>
+        <w:rPr>
+          <w:rFonts w:ascii="Brill" w:hAnsi="Brill"/>
+        </w:rPr>
+        <w:t>vien</w:t>
+      </w:r>
+      <w:proofErr w:type="spellEnd"/>
+      <w:r>
+        <w:rPr>
+          <w:rFonts w:ascii="Brill" w:hAnsi="Brill"/>
+        </w:rPr>
+        <w:t xml:space="preserve"> </w:t>
+      </w:r>
+      <w:proofErr w:type="spellStart"/>
+      <w:r>
+        <w:rPr>
+          <w:rFonts w:ascii="Brill" w:hAnsi="Brill"/>
+        </w:rPr>
+        <w:t>ansi</w:t>
+      </w:r>
+      <w:proofErr w:type="spellEnd"/>
+      <w:r>
+        <w:rPr>
+          <w:rFonts w:ascii="Brill" w:hAnsi="Brill"/>
+        </w:rPr>
+        <w:t xml:space="preserve"> como lo fizo que luego que los de </w:t>
+      </w:r>
+      <w:proofErr w:type="spellStart"/>
+      <w:r>
+        <w:rPr>
+          <w:rFonts w:ascii="Brill" w:hAnsi="Brill"/>
+        </w:rPr>
+        <w:t>alli</w:t>
+      </w:r>
+      <w:proofErr w:type="spellEnd"/>
+      <w:r>
+        <w:rPr>
+          <w:rFonts w:ascii="Brill" w:hAnsi="Brill"/>
+        </w:rPr>
+        <w:t xml:space="preserve"> saco los llevo al </w:t>
+      </w:r>
+      <w:proofErr w:type="spellStart"/>
+      <w:r>
+        <w:rPr>
+          <w:rFonts w:ascii="Brill" w:hAnsi="Brill"/>
+        </w:rPr>
+        <w:t>paraiso</w:t>
+      </w:r>
+      <w:proofErr w:type="spellEnd"/>
+      <w:r>
+        <w:rPr>
+          <w:rFonts w:ascii="Brill" w:hAnsi="Brill"/>
+        </w:rPr>
+        <w:t xml:space="preserve"> terrenal </w:t>
+      </w:r>
+      <w:r>
+        <w:rPr>
+          <w:rFonts w:ascii="Brill" w:hAnsi="Brill"/>
           <w:color w:val="FF0000"/>
         </w:rPr>
-        <w:t>estando Adan en el paraiso terrenal digo</w:t>
-      </w:r>
-      <w:r>
-        <w:rPr>
-          <w:rFonts w:ascii="Garamond" w:hAnsi="Garamond"/>
+        <w:t xml:space="preserve">estando </w:t>
+      </w:r>
+      <w:proofErr w:type="spellStart"/>
+      <w:r>
+        <w:rPr>
+          <w:rFonts w:ascii="Brill" w:hAnsi="Brill"/>
+          <w:color w:val="FF0000"/>
+        </w:rPr>
+        <w:t>Adan</w:t>
+      </w:r>
+      <w:proofErr w:type="spellEnd"/>
+      <w:r>
+        <w:rPr>
+          <w:rFonts w:ascii="Brill" w:hAnsi="Brill"/>
+          <w:color w:val="FF0000"/>
+        </w:rPr>
+        <w:t xml:space="preserve"> en el </w:t>
+      </w:r>
+      <w:proofErr w:type="spellStart"/>
+      <w:r>
+        <w:rPr>
+          <w:rFonts w:ascii="Brill" w:hAnsi="Brill"/>
+          <w:color w:val="FF0000"/>
+        </w:rPr>
+        <w:t>paraiso</w:t>
+      </w:r>
+      <w:proofErr w:type="spellEnd"/>
+      <w:r>
+        <w:rPr>
+          <w:rFonts w:ascii="Brill" w:hAnsi="Brill"/>
+          <w:color w:val="FF0000"/>
+        </w:rPr>
+        <w:t xml:space="preserve"> terrenal digo</w:t>
+      </w:r>
+      <w:r>
+        <w:rPr>
+          <w:rFonts w:ascii="Brill" w:hAnsi="Brill"/>
           <w:color w:val="8EAADB" w:themeColor="accent1" w:themeTint="99"/>
         </w:rPr>
         <w:t xml:space="preserve"> </w:t>
       </w:r>
       <w:r>
         <w:rPr>
-          <w:rFonts w:ascii="Garamond" w:hAnsi="Garamond"/>
-        </w:rPr>
-        <w:t xml:space="preserve">estando Adan en el en aquel paraiso de que le nuestro señor por el peccado que fiziera estando en el e alli lloro sus peccados e de otra parte ovo alegria por el enmienda que era venida a el e a todos los otros en la nascencia en la pasion de Jesucristo </w:t>
-      </w:r>
-      <w:r>
-        <w:rPr>
-          <w:rFonts w:ascii="Garamond" w:hAnsi="Garamond"/>
+          <w:rFonts w:ascii="Brill" w:hAnsi="Brill"/>
+        </w:rPr>
+        <w:t xml:space="preserve">estando </w:t>
+      </w:r>
+      <w:proofErr w:type="spellStart"/>
+      <w:r>
+        <w:rPr>
+          <w:rFonts w:ascii="Brill" w:hAnsi="Brill"/>
+        </w:rPr>
+        <w:t>Adan</w:t>
+      </w:r>
+      <w:proofErr w:type="spellEnd"/>
+      <w:r>
+        <w:rPr>
+          <w:rFonts w:ascii="Brill" w:hAnsi="Brill"/>
+        </w:rPr>
+        <w:t xml:space="preserve"> en el en aquel </w:t>
+      </w:r>
+      <w:proofErr w:type="spellStart"/>
+      <w:r>
+        <w:rPr>
+          <w:rFonts w:ascii="Brill" w:hAnsi="Brill"/>
+        </w:rPr>
+        <w:t>paraiso</w:t>
+      </w:r>
+      <w:proofErr w:type="spellEnd"/>
+      <w:r>
+        <w:rPr>
+          <w:rFonts w:ascii="Brill" w:hAnsi="Brill"/>
+        </w:rPr>
+        <w:t xml:space="preserve"> de que le nuestro señor por el </w:t>
+      </w:r>
+      <w:proofErr w:type="spellStart"/>
+      <w:r>
+        <w:rPr>
+          <w:rFonts w:ascii="Brill" w:hAnsi="Brill"/>
+        </w:rPr>
+        <w:t>peccado</w:t>
+      </w:r>
+      <w:proofErr w:type="spellEnd"/>
+      <w:r>
+        <w:rPr>
+          <w:rFonts w:ascii="Brill" w:hAnsi="Brill"/>
+        </w:rPr>
+        <w:t xml:space="preserve"> que </w:t>
+      </w:r>
+      <w:proofErr w:type="spellStart"/>
+      <w:r>
+        <w:rPr>
+          <w:rFonts w:ascii="Brill" w:hAnsi="Brill"/>
+        </w:rPr>
+        <w:t>fiziera</w:t>
+      </w:r>
+      <w:proofErr w:type="spellEnd"/>
+      <w:r>
+        <w:rPr>
+          <w:rFonts w:ascii="Brill" w:hAnsi="Brill"/>
+        </w:rPr>
+        <w:t xml:space="preserve"> estando en el e </w:t>
+      </w:r>
+      <w:proofErr w:type="spellStart"/>
+      <w:r>
+        <w:rPr>
+          <w:rFonts w:ascii="Brill" w:hAnsi="Brill"/>
+        </w:rPr>
+        <w:t>alli</w:t>
+      </w:r>
+      <w:proofErr w:type="spellEnd"/>
+      <w:r>
+        <w:rPr>
+          <w:rFonts w:ascii="Brill" w:hAnsi="Brill"/>
+        </w:rPr>
+        <w:t xml:space="preserve"> lloro sus </w:t>
+      </w:r>
+      <w:proofErr w:type="spellStart"/>
+      <w:r>
+        <w:rPr>
+          <w:rFonts w:ascii="Brill" w:hAnsi="Brill"/>
+        </w:rPr>
+        <w:t>peccados</w:t>
+      </w:r>
+      <w:proofErr w:type="spellEnd"/>
+      <w:r>
+        <w:rPr>
+          <w:rFonts w:ascii="Brill" w:hAnsi="Brill"/>
+        </w:rPr>
+        <w:t xml:space="preserve"> e de otra parte ovo </w:t>
+      </w:r>
+      <w:proofErr w:type="spellStart"/>
+      <w:r>
+        <w:rPr>
+          <w:rFonts w:ascii="Brill" w:hAnsi="Brill"/>
+        </w:rPr>
+        <w:t>alegria</w:t>
+      </w:r>
+      <w:proofErr w:type="spellEnd"/>
+      <w:r>
+        <w:rPr>
+          <w:rFonts w:ascii="Brill" w:hAnsi="Brill"/>
+        </w:rPr>
+        <w:t xml:space="preserve"> por el enmienda que era venida a </w:t>
+      </w:r>
+      <w:proofErr w:type="spellStart"/>
+      <w:r>
+        <w:rPr>
+          <w:rFonts w:ascii="Brill" w:hAnsi="Brill"/>
+        </w:rPr>
+        <w:t>el</w:t>
+      </w:r>
+      <w:proofErr w:type="spellEnd"/>
+      <w:r>
+        <w:rPr>
+          <w:rFonts w:ascii="Brill" w:hAnsi="Brill"/>
+        </w:rPr>
+        <w:t xml:space="preserve"> e a todos los otros en la nascencia en la </w:t>
+      </w:r>
+      <w:proofErr w:type="spellStart"/>
+      <w:r>
+        <w:rPr>
+          <w:rFonts w:ascii="Brill" w:hAnsi="Brill"/>
+        </w:rPr>
+        <w:t>pasion</w:t>
+      </w:r>
+      <w:proofErr w:type="spellEnd"/>
+      <w:r>
+        <w:rPr>
+          <w:rFonts w:ascii="Brill" w:hAnsi="Brill"/>
+        </w:rPr>
+        <w:t xml:space="preserve"> de Jesucristo </w:t>
+      </w:r>
+      <w:r>
+        <w:rPr>
+          <w:rFonts w:ascii="Brill" w:hAnsi="Brill"/>
           <w:color w:val="FF0000"/>
         </w:rPr>
         <w:t>cristo</w:t>
@@ -125,7 +1106,7 @@
 </file>
 
 <file path=word/styles.xml><?xml version="1.0" encoding="utf-8"?>
-<w:styles xmlns:mc="http://schemas.openxmlformats.org/markup-compatibility/2006" xmlns:r="http://schemas.openxmlformats.org/officeDocument/2006/relationships" xmlns:w="http://schemas.openxmlformats.org/wordprocessingml/2006/main" xmlns:w14="http://schemas.microsoft.com/office/word/2010/wordml" xmlns:w15="http://schemas.microsoft.com/office/word/2012/wordml" xmlns:w16cex="http://schemas.microsoft.com/office/word/2018/wordml/cex" xmlns:w16cid="http://schemas.microsoft.com/office/word/2016/wordml/cid" xmlns:w16="http://schemas.microsoft.com/office/word/2018/wordml" xmlns:w16sdtdh="http://schemas.microsoft.com/office/word/2020/wordml/sdtdatahash" xmlns:w16se="http://schemas.microsoft.com/office/word/2015/wordml/symex" mc:Ignorable="w14 w15 w16se w16cid w16 w16cex w16sdtdh">
+<w:styles xmlns:mc="http://schemas.openxmlformats.org/markup-compatibility/2006" xmlns:r="http://schemas.openxmlformats.org/officeDocument/2006/relationships" xmlns:w="http://schemas.openxmlformats.org/wordprocessingml/2006/main" xmlns:w14="http://schemas.microsoft.com/office/word/2010/wordml" xmlns:w15="http://schemas.microsoft.com/office/word/2012/wordml" xmlns:w16cex="http://schemas.microsoft.com/office/word/2018/wordml/cex" xmlns:w16cid="http://schemas.microsoft.com/office/word/2016/wordml/cid" xmlns:w16="http://schemas.microsoft.com/office/word/2018/wordml" xmlns:w16du="http://schemas.microsoft.com/office/word/2023/wordml/word16du" xmlns:w16sdtdh="http://schemas.microsoft.com/office/word/2020/wordml/sdtdatahash" xmlns:w16sdtfl="http://schemas.microsoft.com/office/word/2024/wordml/sdtformatlock" xmlns:w16se="http://schemas.microsoft.com/office/word/2015/wordml/symex" mc:Ignorable="w14 w15 w16se w16cid w16 w16cex w16sdtdh w16sdtfl w16du">
   <w:docDefaults>
     <w:rPrDefault>
       <w:rPr>
